--- a/Slidercontrol_Quellen_Hardware.docx
+++ b/Slidercontrol_Quellen_Hardware.docx
@@ -126,8 +126,8 @@
         </w:tblCellMar>
       </w:tblPr>
       <w:tblGrid>
-        <w:gridCol w:w="2799"/>
-        <w:gridCol w:w="3427"/>
+        <w:gridCol w:w="2798"/>
+        <w:gridCol w:w="3428"/>
         <w:gridCol w:w="2800"/>
       </w:tblGrid>
       <w:tr>
@@ -136,7 +136,7 @@
         </w:trPr>
         <w:tc>
           <w:tcPr>
-            <w:tcW w:w="2799" w:type="dxa"/>
+            <w:tcW w:w="2798" w:type="dxa"/>
             <w:tcBorders>
               <w:top w:val="single" w:sz="2" w:space="0" w:color="CCCCCC"/>
               <w:left w:val="single" w:sz="2" w:space="0" w:color="CCCCCC"/>
@@ -165,7 +165,7 @@
         </w:tc>
         <w:tc>
           <w:tcPr>
-            <w:tcW w:w="3427" w:type="dxa"/>
+            <w:tcW w:w="3428" w:type="dxa"/>
             <w:tcBorders>
               <w:top w:val="single" w:sz="2" w:space="0" w:color="CCCCCC"/>
               <w:left w:val="single" w:sz="2" w:space="0" w:color="CCCCCC"/>
@@ -226,7 +226,7 @@
         <w:trPr/>
         <w:tc>
           <w:tcPr>
-            <w:tcW w:w="2799" w:type="dxa"/>
+            <w:tcW w:w="2798" w:type="dxa"/>
             <w:tcBorders>
               <w:top w:val="single" w:sz="2" w:space="0" w:color="CCCCCC"/>
               <w:left w:val="single" w:sz="2" w:space="0" w:color="CCCCCC"/>
@@ -256,7 +256,7 @@
         </w:tc>
         <w:tc>
           <w:tcPr>
-            <w:tcW w:w="3427" w:type="dxa"/>
+            <w:tcW w:w="3428" w:type="dxa"/>
             <w:tcBorders>
               <w:top w:val="single" w:sz="2" w:space="0" w:color="CCCCCC"/>
               <w:left w:val="single" w:sz="2" w:space="0" w:color="CCCCCC"/>
@@ -319,7 +319,7 @@
         <w:trPr/>
         <w:tc>
           <w:tcPr>
-            <w:tcW w:w="2799" w:type="dxa"/>
+            <w:tcW w:w="2798" w:type="dxa"/>
             <w:tcBorders>
               <w:top w:val="single" w:sz="2" w:space="0" w:color="CCCCCC"/>
               <w:left w:val="single" w:sz="2" w:space="0" w:color="CCCCCC"/>
@@ -349,7 +349,7 @@
         </w:tc>
         <w:tc>
           <w:tcPr>
-            <w:tcW w:w="3427" w:type="dxa"/>
+            <w:tcW w:w="3428" w:type="dxa"/>
             <w:tcBorders>
               <w:top w:val="single" w:sz="2" w:space="0" w:color="CCCCCC"/>
               <w:left w:val="single" w:sz="2" w:space="0" w:color="CCCCCC"/>
@@ -412,7 +412,7 @@
         <w:trPr/>
         <w:tc>
           <w:tcPr>
-            <w:tcW w:w="2799" w:type="dxa"/>
+            <w:tcW w:w="2798" w:type="dxa"/>
             <w:tcBorders>
               <w:top w:val="single" w:sz="2" w:space="0" w:color="CCCCCC"/>
               <w:left w:val="single" w:sz="2" w:space="0" w:color="CCCCCC"/>
@@ -442,7 +442,7 @@
         </w:tc>
         <w:tc>
           <w:tcPr>
-            <w:tcW w:w="3427" w:type="dxa"/>
+            <w:tcW w:w="3428" w:type="dxa"/>
             <w:tcBorders>
               <w:top w:val="single" w:sz="2" w:space="0" w:color="CCCCCC"/>
               <w:left w:val="single" w:sz="2" w:space="0" w:color="CCCCCC"/>
@@ -505,7 +505,7 @@
         <w:trPr/>
         <w:tc>
           <w:tcPr>
-            <w:tcW w:w="2799" w:type="dxa"/>
+            <w:tcW w:w="2798" w:type="dxa"/>
             <w:tcBorders>
               <w:top w:val="single" w:sz="2" w:space="0" w:color="CCCCCC"/>
               <w:left w:val="single" w:sz="2" w:space="0" w:color="CCCCCC"/>
@@ -535,7 +535,7 @@
         </w:tc>
         <w:tc>
           <w:tcPr>
-            <w:tcW w:w="3427" w:type="dxa"/>
+            <w:tcW w:w="3428" w:type="dxa"/>
             <w:tcBorders>
               <w:top w:val="single" w:sz="2" w:space="0" w:color="CCCCCC"/>
               <w:left w:val="single" w:sz="2" w:space="0" w:color="CCCCCC"/>
@@ -598,7 +598,7 @@
         <w:trPr/>
         <w:tc>
           <w:tcPr>
-            <w:tcW w:w="2799" w:type="dxa"/>
+            <w:tcW w:w="2798" w:type="dxa"/>
             <w:tcBorders>
               <w:top w:val="single" w:sz="2" w:space="0" w:color="CCCCCC"/>
               <w:left w:val="single" w:sz="2" w:space="0" w:color="CCCCCC"/>
@@ -628,7 +628,7 @@
         </w:tc>
         <w:tc>
           <w:tcPr>
-            <w:tcW w:w="3427" w:type="dxa"/>
+            <w:tcW w:w="3428" w:type="dxa"/>
             <w:tcBorders>
               <w:top w:val="single" w:sz="2" w:space="0" w:color="CCCCCC"/>
               <w:left w:val="single" w:sz="2" w:space="0" w:color="CCCCCC"/>
@@ -682,7 +682,7 @@
                 <w:sz w:val="20"/>
                 <w:szCs w:val="20"/>
               </w:rPr>
-              <w:t>lastminuteengineers.com (aktiv)</w:t>
+              <w:t>https://www.pololu.com/product/1182 (aktiv)</w:t>
             </w:r>
           </w:p>
         </w:tc>
@@ -703,6 +703,7 @@
     <w:p>
       <w:pPr>
         <w:pStyle w:val="Heading2"/>
+        <w:spacing w:before="0" w:after="120"/>
         <w:rPr/>
       </w:pPr>
       <w:r>
@@ -724,9 +725,9 @@
         </w:tblCellMar>
       </w:tblPr>
       <w:tblGrid>
-        <w:gridCol w:w="3199"/>
+        <w:gridCol w:w="3198"/>
         <w:gridCol w:w="2826"/>
-        <w:gridCol w:w="3001"/>
+        <w:gridCol w:w="3002"/>
       </w:tblGrid>
       <w:tr>
         <w:trPr>
@@ -734,7 +735,7 @@
         </w:trPr>
         <w:tc>
           <w:tcPr>
-            <w:tcW w:w="3199" w:type="dxa"/>
+            <w:tcW w:w="3198" w:type="dxa"/>
             <w:tcBorders>
               <w:top w:val="single" w:sz="2" w:space="0" w:color="CCCCCC"/>
               <w:left w:val="single" w:sz="2" w:space="0" w:color="CCCCCC"/>
@@ -792,7 +793,7 @@
         </w:tc>
         <w:tc>
           <w:tcPr>
-            <w:tcW w:w="3001" w:type="dxa"/>
+            <w:tcW w:w="3002" w:type="dxa"/>
             <w:tcBorders>
               <w:top w:val="single" w:sz="2" w:space="0" w:color="CCCCCC"/>
               <w:left w:val="single" w:sz="2" w:space="0" w:color="CCCCCC"/>
@@ -824,7 +825,7 @@
         <w:trPr/>
         <w:tc>
           <w:tcPr>
-            <w:tcW w:w="3199" w:type="dxa"/>
+            <w:tcW w:w="3198" w:type="dxa"/>
             <w:tcBorders>
               <w:top w:val="single" w:sz="2" w:space="0" w:color="CCCCCC"/>
               <w:left w:val="single" w:sz="2" w:space="0" w:color="CCCCCC"/>
@@ -884,7 +885,7 @@
         </w:tc>
         <w:tc>
           <w:tcPr>
-            <w:tcW w:w="3001" w:type="dxa"/>
+            <w:tcW w:w="3002" w:type="dxa"/>
             <w:tcBorders>
               <w:top w:val="single" w:sz="2" w:space="0" w:color="CCCCCC"/>
               <w:left w:val="single" w:sz="2" w:space="0" w:color="CCCCCC"/>
@@ -917,7 +918,7 @@
         <w:trPr/>
         <w:tc>
           <w:tcPr>
-            <w:tcW w:w="3199" w:type="dxa"/>
+            <w:tcW w:w="3198" w:type="dxa"/>
             <w:tcBorders>
               <w:top w:val="single" w:sz="2" w:space="0" w:color="CCCCCC"/>
               <w:left w:val="single" w:sz="2" w:space="0" w:color="CCCCCC"/>
@@ -977,7 +978,7 @@
         </w:tc>
         <w:tc>
           <w:tcPr>
-            <w:tcW w:w="3001" w:type="dxa"/>
+            <w:tcW w:w="3002" w:type="dxa"/>
             <w:tcBorders>
               <w:top w:val="single" w:sz="2" w:space="0" w:color="CCCCCC"/>
               <w:left w:val="single" w:sz="2" w:space="0" w:color="CCCCCC"/>
@@ -1010,7 +1011,7 @@
         <w:trPr/>
         <w:tc>
           <w:tcPr>
-            <w:tcW w:w="3199" w:type="dxa"/>
+            <w:tcW w:w="3198" w:type="dxa"/>
             <w:tcBorders>
               <w:top w:val="single" w:sz="2" w:space="0" w:color="CCCCCC"/>
               <w:left w:val="single" w:sz="2" w:space="0" w:color="CCCCCC"/>
@@ -1070,7 +1071,7 @@
         </w:tc>
         <w:tc>
           <w:tcPr>
-            <w:tcW w:w="3001" w:type="dxa"/>
+            <w:tcW w:w="3002" w:type="dxa"/>
             <w:tcBorders>
               <w:top w:val="single" w:sz="2" w:space="0" w:color="CCCCCC"/>
               <w:left w:val="single" w:sz="2" w:space="0" w:color="CCCCCC"/>
@@ -1103,7 +1104,7 @@
         <w:trPr/>
         <w:tc>
           <w:tcPr>
-            <w:tcW w:w="3199" w:type="dxa"/>
+            <w:tcW w:w="3198" w:type="dxa"/>
             <w:tcBorders>
               <w:top w:val="single" w:sz="2" w:space="0" w:color="CCCCCC"/>
               <w:left w:val="single" w:sz="2" w:space="0" w:color="CCCCCC"/>
@@ -1163,7 +1164,7 @@
         </w:tc>
         <w:tc>
           <w:tcPr>
-            <w:tcW w:w="3001" w:type="dxa"/>
+            <w:tcW w:w="3002" w:type="dxa"/>
             <w:tcBorders>
               <w:top w:val="single" w:sz="2" w:space="0" w:color="CCCCCC"/>
               <w:left w:val="single" w:sz="2" w:space="0" w:color="CCCCCC"/>
@@ -1196,7 +1197,7 @@
         <w:trPr/>
         <w:tc>
           <w:tcPr>
-            <w:tcW w:w="3199" w:type="dxa"/>
+            <w:tcW w:w="3198" w:type="dxa"/>
             <w:tcBorders>
               <w:top w:val="single" w:sz="2" w:space="0" w:color="CCCCCC"/>
               <w:left w:val="single" w:sz="2" w:space="0" w:color="CCCCCC"/>
@@ -1256,7 +1257,7 @@
         </w:tc>
         <w:tc>
           <w:tcPr>
-            <w:tcW w:w="3001" w:type="dxa"/>
+            <w:tcW w:w="3002" w:type="dxa"/>
             <w:tcBorders>
               <w:top w:val="single" w:sz="2" w:space="0" w:color="CCCCCC"/>
               <w:left w:val="single" w:sz="2" w:space="0" w:color="CCCCCC"/>
@@ -1289,7 +1290,7 @@
         <w:trPr/>
         <w:tc>
           <w:tcPr>
-            <w:tcW w:w="3199" w:type="dxa"/>
+            <w:tcW w:w="3198" w:type="dxa"/>
             <w:tcBorders>
               <w:top w:val="single" w:sz="2" w:space="0" w:color="CCCCCC"/>
               <w:left w:val="single" w:sz="2" w:space="0" w:color="CCCCCC"/>
@@ -1349,7 +1350,7 @@
         </w:tc>
         <w:tc>
           <w:tcPr>
-            <w:tcW w:w="3001" w:type="dxa"/>
+            <w:tcW w:w="3002" w:type="dxa"/>
             <w:tcBorders>
               <w:top w:val="single" w:sz="2" w:space="0" w:color="CCCCCC"/>
               <w:left w:val="single" w:sz="2" w:space="0" w:color="CCCCCC"/>
@@ -1946,6 +1947,7 @@
     <w:p>
       <w:pPr>
         <w:pStyle w:val="Heading2"/>
+        <w:spacing w:before="0" w:after="120"/>
         <w:rPr/>
       </w:pPr>
       <w:r>
@@ -2114,7 +2116,7 @@
         <w:pStyle w:val="ListParagraph"/>
         <w:numPr>
           <w:ilvl w:val="0"/>
-          <w:numId w:val="3"/>
+          <w:numId w:val="4"/>
         </w:numPr>
         <w:rPr/>
       </w:pPr>
@@ -2128,7 +2130,7 @@
         <w:pStyle w:val="ListParagraph"/>
         <w:numPr>
           <w:ilvl w:val="0"/>
-          <w:numId w:val="1"/>
+          <w:numId w:val="5"/>
         </w:numPr>
         <w:rPr/>
       </w:pPr>
@@ -2142,7 +2144,7 @@
         <w:pStyle w:val="ListParagraph"/>
         <w:numPr>
           <w:ilvl w:val="0"/>
-          <w:numId w:val="1"/>
+          <w:numId w:val="6"/>
         </w:numPr>
         <w:rPr/>
       </w:pPr>
@@ -2166,6 +2168,7 @@
     <w:p>
       <w:pPr>
         <w:pStyle w:val="Heading2"/>
+        <w:spacing w:before="0" w:after="120"/>
         <w:rPr/>
       </w:pPr>
       <w:r>
@@ -2364,15 +2367,7 @@
                 <w:sz w:val="20"/>
                 <w:szCs w:val="20"/>
               </w:rPr>
-              <w:t xml:space="preserve">Pin 2 (Kathode) → GND über R1 390 Ω </w:t>
-            </w:r>
-            <w:r>
-              <w:rPr>
-                <w:rFonts w:eastAsia="Arial" w:cs="Arial"/>
-                <w:sz w:val="20"/>
-                <w:szCs w:val="20"/>
-              </w:rPr>
-              <w:t>(Statt 470Ω laut Schaltplan)</w:t>
+              <w:t>Pin 2 (Kathode) → GND über R1 390 Ω (Statt 470Ω laut Schaltplan)</w:t>
             </w:r>
           </w:p>
         </w:tc>
@@ -2562,7 +2557,7 @@
         <w:pStyle w:val="ListParagraph"/>
         <w:numPr>
           <w:ilvl w:val="0"/>
-          <w:numId w:val="1"/>
+          <w:numId w:val="7"/>
         </w:numPr>
         <w:rPr/>
       </w:pPr>
@@ -2576,7 +2571,7 @@
         <w:pStyle w:val="ListParagraph"/>
         <w:numPr>
           <w:ilvl w:val="0"/>
-          <w:numId w:val="1"/>
+          <w:numId w:val="8"/>
         </w:numPr>
         <w:rPr/>
       </w:pPr>
@@ -2590,7 +2585,7 @@
         <w:pStyle w:val="ListParagraph"/>
         <w:numPr>
           <w:ilvl w:val="0"/>
-          <w:numId w:val="1"/>
+          <w:numId w:val="9"/>
         </w:numPr>
         <w:rPr/>
       </w:pPr>
@@ -2717,6 +2712,7 @@
     <w:p>
       <w:pPr>
         <w:pStyle w:val="Heading2"/>
+        <w:spacing w:before="0" w:after="120"/>
         <w:rPr/>
       </w:pPr>
       <w:r>
@@ -2749,7 +2745,7 @@
         <w:pStyle w:val="ListParagraph"/>
         <w:numPr>
           <w:ilvl w:val="0"/>
-          <w:numId w:val="1"/>
+          <w:numId w:val="10"/>
         </w:numPr>
         <w:rPr/>
       </w:pPr>
@@ -2763,7 +2759,7 @@
         <w:pStyle w:val="ListParagraph"/>
         <w:numPr>
           <w:ilvl w:val="0"/>
-          <w:numId w:val="1"/>
+          <w:numId w:val="11"/>
         </w:numPr>
         <w:rPr/>
       </w:pPr>
@@ -2777,7 +2773,7 @@
         <w:pStyle w:val="ListParagraph"/>
         <w:numPr>
           <w:ilvl w:val="0"/>
-          <w:numId w:val="1"/>
+          <w:numId w:val="12"/>
         </w:numPr>
         <w:rPr/>
       </w:pPr>
@@ -2791,7 +2787,7 @@
         <w:pStyle w:val="ListParagraph"/>
         <w:numPr>
           <w:ilvl w:val="0"/>
-          <w:numId w:val="1"/>
+          <w:numId w:val="13"/>
         </w:numPr>
         <w:rPr/>
       </w:pPr>
@@ -2805,7 +2801,7 @@
         <w:pStyle w:val="ListParagraph"/>
         <w:numPr>
           <w:ilvl w:val="0"/>
-          <w:numId w:val="1"/>
+          <w:numId w:val="14"/>
         </w:numPr>
         <w:rPr/>
       </w:pPr>
@@ -2819,7 +2815,7 @@
         <w:pStyle w:val="ListParagraph"/>
         <w:numPr>
           <w:ilvl w:val="0"/>
-          <w:numId w:val="1"/>
+          <w:numId w:val="15"/>
         </w:numPr>
         <w:rPr/>
       </w:pPr>
@@ -2853,6 +2849,7 @@
     <w:p>
       <w:pPr>
         <w:pStyle w:val="Heading1"/>
+        <w:spacing w:before="0" w:after="160"/>
         <w:rPr/>
       </w:pPr>
       <w:r>
@@ -4756,6 +4753,7 @@
     <w:p>
       <w:pPr>
         <w:pStyle w:val="Heading2"/>
+        <w:spacing w:before="0" w:after="120"/>
         <w:rPr/>
       </w:pPr>
       <w:r>
@@ -5193,6 +5191,7 @@
         </w:tabs>
         <w:ind w:left="1080" w:hanging="360"/>
       </w:pPr>
+      <w:rPr/>
     </w:lvl>
     <w:lvl w:ilvl="2">
       <w:start w:val="1"/>
@@ -5205,6 +5204,7 @@
         </w:tabs>
         <w:ind w:left="1440" w:hanging="360"/>
       </w:pPr>
+      <w:rPr/>
     </w:lvl>
     <w:lvl w:ilvl="3">
       <w:start w:val="1"/>
@@ -5217,6 +5217,7 @@
         </w:tabs>
         <w:ind w:left="1800" w:hanging="360"/>
       </w:pPr>
+      <w:rPr/>
     </w:lvl>
     <w:lvl w:ilvl="4">
       <w:start w:val="1"/>
@@ -5229,6 +5230,7 @@
         </w:tabs>
         <w:ind w:left="2160" w:hanging="360"/>
       </w:pPr>
+      <w:rPr/>
     </w:lvl>
     <w:lvl w:ilvl="5">
       <w:start w:val="1"/>
@@ -5241,6 +5243,7 @@
         </w:tabs>
         <w:ind w:left="2520" w:hanging="360"/>
       </w:pPr>
+      <w:rPr/>
     </w:lvl>
     <w:lvl w:ilvl="6">
       <w:start w:val="1"/>
@@ -5253,6 +5256,7 @@
         </w:tabs>
         <w:ind w:left="2880" w:hanging="360"/>
       </w:pPr>
+      <w:rPr/>
     </w:lvl>
     <w:lvl w:ilvl="7">
       <w:start w:val="1"/>
@@ -5265,6 +5269,7 @@
         </w:tabs>
         <w:ind w:left="3240" w:hanging="360"/>
       </w:pPr>
+      <w:rPr/>
     </w:lvl>
     <w:lvl w:ilvl="8">
       <w:start w:val="1"/>
@@ -5277,9 +5282,131 @@
         </w:tabs>
         <w:ind w:left="3600" w:hanging="360"/>
       </w:pPr>
+      <w:rPr/>
     </w:lvl>
   </w:abstractNum>
   <w:abstractNum w:abstractNumId="2">
+    <w:lvl w:ilvl="0">
+      <w:start w:val="1"/>
+      <w:numFmt w:val="bullet"/>
+      <w:lvlText w:val=""/>
+      <w:lvlJc w:val="left"/>
+      <w:pPr>
+        <w:tabs>
+          <w:tab w:val="num" w:pos="0"/>
+        </w:tabs>
+        <w:ind w:left="720" w:hanging="360"/>
+      </w:pPr>
+      <w:rPr>
+        <w:rFonts w:ascii="Symbol" w:hAnsi="Symbol" w:cs="Symbol" w:hint="default"/>
+      </w:rPr>
+    </w:lvl>
+    <w:lvl w:ilvl="1">
+      <w:start w:val="1"/>
+      <w:numFmt w:val="decimal"/>
+      <w:lvlText w:val="%2."/>
+      <w:lvlJc w:val="left"/>
+      <w:pPr>
+        <w:tabs>
+          <w:tab w:val="num" w:pos="1080"/>
+        </w:tabs>
+        <w:ind w:left="1080" w:hanging="360"/>
+      </w:pPr>
+      <w:rPr/>
+    </w:lvl>
+    <w:lvl w:ilvl="2">
+      <w:start w:val="1"/>
+      <w:numFmt w:val="decimal"/>
+      <w:lvlText w:val="%3."/>
+      <w:lvlJc w:val="left"/>
+      <w:pPr>
+        <w:tabs>
+          <w:tab w:val="num" w:pos="1440"/>
+        </w:tabs>
+        <w:ind w:left="1440" w:hanging="360"/>
+      </w:pPr>
+      <w:rPr/>
+    </w:lvl>
+    <w:lvl w:ilvl="3">
+      <w:start w:val="1"/>
+      <w:numFmt w:val="decimal"/>
+      <w:lvlText w:val="%4."/>
+      <w:lvlJc w:val="left"/>
+      <w:pPr>
+        <w:tabs>
+          <w:tab w:val="num" w:pos="1800"/>
+        </w:tabs>
+        <w:ind w:left="1800" w:hanging="360"/>
+      </w:pPr>
+      <w:rPr/>
+    </w:lvl>
+    <w:lvl w:ilvl="4">
+      <w:start w:val="1"/>
+      <w:numFmt w:val="decimal"/>
+      <w:lvlText w:val="%5."/>
+      <w:lvlJc w:val="left"/>
+      <w:pPr>
+        <w:tabs>
+          <w:tab w:val="num" w:pos="2160"/>
+        </w:tabs>
+        <w:ind w:left="2160" w:hanging="360"/>
+      </w:pPr>
+      <w:rPr/>
+    </w:lvl>
+    <w:lvl w:ilvl="5">
+      <w:start w:val="1"/>
+      <w:numFmt w:val="decimal"/>
+      <w:lvlText w:val="%6."/>
+      <w:lvlJc w:val="left"/>
+      <w:pPr>
+        <w:tabs>
+          <w:tab w:val="num" w:pos="2520"/>
+        </w:tabs>
+        <w:ind w:left="2520" w:hanging="360"/>
+      </w:pPr>
+      <w:rPr/>
+    </w:lvl>
+    <w:lvl w:ilvl="6">
+      <w:start w:val="1"/>
+      <w:numFmt w:val="decimal"/>
+      <w:lvlText w:val="%7."/>
+      <w:lvlJc w:val="left"/>
+      <w:pPr>
+        <w:tabs>
+          <w:tab w:val="num" w:pos="2880"/>
+        </w:tabs>
+        <w:ind w:left="2880" w:hanging="360"/>
+      </w:pPr>
+      <w:rPr/>
+    </w:lvl>
+    <w:lvl w:ilvl="7">
+      <w:start w:val="1"/>
+      <w:numFmt w:val="decimal"/>
+      <w:lvlText w:val="%8."/>
+      <w:lvlJc w:val="left"/>
+      <w:pPr>
+        <w:tabs>
+          <w:tab w:val="num" w:pos="3240"/>
+        </w:tabs>
+        <w:ind w:left="3240" w:hanging="360"/>
+      </w:pPr>
+      <w:rPr/>
+    </w:lvl>
+    <w:lvl w:ilvl="8">
+      <w:start w:val="1"/>
+      <w:numFmt w:val="decimal"/>
+      <w:lvlText w:val="%9."/>
+      <w:lvlJc w:val="left"/>
+      <w:pPr>
+        <w:tabs>
+          <w:tab w:val="num" w:pos="3600"/>
+        </w:tabs>
+        <w:ind w:left="3600" w:hanging="360"/>
+      </w:pPr>
+      <w:rPr/>
+    </w:lvl>
+  </w:abstractNum>
+  <w:abstractNum w:abstractNumId="3">
     <w:lvl w:ilvl="0">
       <w:start w:val="1"/>
       <w:numFmt w:val="none"/>
@@ -5405,10 +5532,46 @@
     <w:abstractNumId w:val="2"/>
   </w:num>
   <w:num w:numId="3">
-    <w:abstractNumId w:val="1"/>
+    <w:abstractNumId w:val="3"/>
+  </w:num>
+  <w:num w:numId="4">
+    <w:abstractNumId w:val="2"/>
     <w:lvlOverride w:ilvl="0">
       <w:startOverride w:val="1"/>
     </w:lvlOverride>
+  </w:num>
+  <w:num w:numId="5">
+    <w:abstractNumId w:val="2"/>
+  </w:num>
+  <w:num w:numId="6">
+    <w:abstractNumId w:val="2"/>
+  </w:num>
+  <w:num w:numId="7">
+    <w:abstractNumId w:val="2"/>
+  </w:num>
+  <w:num w:numId="8">
+    <w:abstractNumId w:val="2"/>
+  </w:num>
+  <w:num w:numId="9">
+    <w:abstractNumId w:val="2"/>
+  </w:num>
+  <w:num w:numId="10">
+    <w:abstractNumId w:val="2"/>
+  </w:num>
+  <w:num w:numId="11">
+    <w:abstractNumId w:val="2"/>
+  </w:num>
+  <w:num w:numId="12">
+    <w:abstractNumId w:val="2"/>
+  </w:num>
+  <w:num w:numId="13">
+    <w:abstractNumId w:val="2"/>
+  </w:num>
+  <w:num w:numId="14">
+    <w:abstractNumId w:val="2"/>
+  </w:num>
+  <w:num w:numId="15">
+    <w:abstractNumId w:val="2"/>
   </w:num>
 </w:numbering>
 </file>
@@ -5435,6 +5598,7 @@
     <w:qFormat/>
     <w:pPr>
       <w:widowControl/>
+      <w:suppressAutoHyphens w:val="true"/>
       <w:bidi w:val="0"/>
       <w:spacing w:before="0" w:after="0"/>
       <w:jc w:val="left"/>
@@ -5450,7 +5614,7 @@
   </w:style>
   <w:style w:type="paragraph" w:styleId="Heading1">
     <w:name w:val="heading 1"/>
-    <w:basedOn w:val="berschrift"/>
+    <w:basedOn w:val="berschriftuser"/>
     <w:qFormat/>
     <w:pPr>
       <w:spacing w:before="360" w:after="160"/>
@@ -5467,7 +5631,7 @@
   </w:style>
   <w:style w:type="paragraph" w:styleId="Heading2">
     <w:name w:val="heading 2"/>
-    <w:basedOn w:val="berschrift"/>
+    <w:basedOn w:val="berschriftuser"/>
     <w:qFormat/>
     <w:pPr>
       <w:spacing w:before="240" w:after="120"/>
@@ -5484,7 +5648,7 @@
   </w:style>
   <w:style w:type="paragraph" w:styleId="Heading3">
     <w:name w:val="heading 3"/>
-    <w:basedOn w:val="berschrift"/>
+    <w:basedOn w:val="berschriftuser"/>
     <w:qFormat/>
     <w:pPr/>
     <w:rPr>
@@ -5495,7 +5659,7 @@
   </w:style>
   <w:style w:type="paragraph" w:styleId="Heading4">
     <w:name w:val="heading 4"/>
-    <w:basedOn w:val="berschrift"/>
+    <w:basedOn w:val="berschriftuser"/>
     <w:qFormat/>
     <w:pPr/>
     <w:rPr>
@@ -5506,7 +5670,7 @@
   </w:style>
   <w:style w:type="paragraph" w:styleId="Heading5">
     <w:name w:val="heading 5"/>
-    <w:basedOn w:val="berschrift"/>
+    <w:basedOn w:val="berschriftuser"/>
     <w:qFormat/>
     <w:pPr/>
     <w:rPr>
@@ -5515,7 +5679,7 @@
   </w:style>
   <w:style w:type="paragraph" w:styleId="Heading6">
     <w:name w:val="heading 6"/>
-    <w:basedOn w:val="berschrift"/>
+    <w:basedOn w:val="berschriftuser"/>
     <w:qFormat/>
     <w:pPr/>
     <w:rPr>
@@ -5531,11 +5695,18 @@
       <w:u w:val="single"/>
     </w:rPr>
   </w:style>
-  <w:style w:type="character" w:styleId="Funotenzeichen">
-    <w:name w:val="Fußnotenzeichen"/>
+  <w:style w:type="character" w:styleId="Funotenzeichenuser">
+    <w:name w:val="Fußnotenzeichen (user)"/>
     <w:uiPriority w:val="99"/>
     <w:semiHidden/>
     <w:unhideWhenUsed/>
+    <w:qFormat/>
+    <w:rPr>
+      <w:vertAlign w:val="superscript"/>
+    </w:rPr>
+  </w:style>
+  <w:style w:type="character" w:styleId="Funotenzeichen">
+    <w:name w:val="Fußnotenzeichen"/>
     <w:qFormat/>
     <w:rPr>
       <w:vertAlign w:val="superscript"/>
@@ -5616,9 +5787,35 @@
       <w:rFonts w:cs="Arial"/>
     </w:rPr>
   </w:style>
+  <w:style w:type="paragraph" w:styleId="berschriftuser">
+    <w:name w:val="Überschrift (user)"/>
+    <w:basedOn w:val="Normal"/>
+    <w:next w:val="BodyText"/>
+    <w:qFormat/>
+    <w:pPr>
+      <w:keepNext w:val="true"/>
+      <w:spacing w:before="240" w:after="120"/>
+    </w:pPr>
+    <w:rPr>
+      <w:rFonts w:ascii="Liberation Sans" w:hAnsi="Liberation Sans" w:eastAsia="Microsoft YaHei" w:cs="Arial"/>
+      <w:sz w:val="28"/>
+      <w:szCs w:val="28"/>
+    </w:rPr>
+  </w:style>
+  <w:style w:type="paragraph" w:styleId="Verzeichnisuser">
+    <w:name w:val="Verzeichnis (user)"/>
+    <w:basedOn w:val="Normal"/>
+    <w:qFormat/>
+    <w:pPr>
+      <w:suppressLineNumbers/>
+    </w:pPr>
+    <w:rPr>
+      <w:rFonts w:cs="Arial"/>
+    </w:rPr>
+  </w:style>
   <w:style w:type="paragraph" w:styleId="Title">
     <w:name w:val="Title"/>
-    <w:basedOn w:val="berschrift"/>
+    <w:basedOn w:val="berschriftuser"/>
     <w:qFormat/>
     <w:pPr/>
     <w:rPr>
@@ -5631,6 +5828,7 @@
     <w:qFormat/>
     <w:pPr>
       <w:widowControl/>
+      <w:suppressAutoHyphens w:val="true"/>
       <w:bidi w:val="0"/>
       <w:spacing w:before="0" w:after="0"/>
       <w:jc w:val="left"/>
@@ -5651,6 +5849,7 @@
     <w:qFormat/>
     <w:pPr>
       <w:widowControl/>
+      <w:suppressAutoHyphens w:val="true"/>
       <w:bidi w:val="0"/>
       <w:spacing w:before="0" w:after="0"/>
       <w:jc w:val="left"/>
@@ -5679,6 +5878,13 @@
       <w:szCs w:val="20"/>
     </w:rPr>
   </w:style>
+  <w:style w:type="paragraph" w:styleId="Kopf-Fuzeileuser">
+    <w:name w:val="Kopf-/Fußzeile (user)"/>
+    <w:basedOn w:val="Normal"/>
+    <w:qFormat/>
+    <w:pPr/>
+    <w:rPr/>
+  </w:style>
   <w:style w:type="paragraph" w:styleId="Kopf-Fuzeile">
     <w:name w:val="Kopf-/Fußzeile"/>
     <w:basedOn w:val="Normal"/>
@@ -5688,7 +5894,7 @@
   </w:style>
   <w:style w:type="paragraph" w:styleId="Header">
     <w:name w:val="header"/>
-    <w:basedOn w:val="Kopf-Fuzeile"/>
+    <w:basedOn w:val="Kopf-Fuzeileuser"/>
     <w:pPr/>
     <w:rPr/>
   </w:style>
